--- a/02_standard_deviation/standard_deviation.docx
+++ b/02_standard_deviation/standard_deviation.docx
@@ -371,6 +371,7 @@
               <w:tc>
                 <w:tcPr>
                   <w:tcW w:w="5322" w:type="dxa"/>
+                  <w:shd w:val="clear" w:color="auto" w:fill="F2F2F2" w:themeFill="background1" w:themeFillShade="F2"/>
                 </w:tcPr>
                 <w:p>
                   <w:pPr>
@@ -403,6 +404,7 @@
               <w:tc>
                 <w:tcPr>
                   <w:tcW w:w="1173" w:type="dxa"/>
+                  <w:shd w:val="clear" w:color="auto" w:fill="F2F2F2" w:themeFill="background1" w:themeFillShade="F2"/>
                 </w:tcPr>
                 <w:p>
                   <w:pPr>
@@ -1397,6 +1399,28 @@
             </w:r>
             <w:r>
               <w:rPr>
+                <w:rFonts w:ascii="Segoe UI Symbol" w:hAnsi="Segoe UI Symbol" w:cs="Segoe UI Symbol"/>
+                <w:b/>
+                <w:bCs/>
+                <w:sz w:val="36"/>
+                <w:szCs w:val="36"/>
+                <w:lang w:bidi="ar-EG"/>
+              </w:rPr>
+              <w:t>✔</w:t>
+            </w:r>
+            <w:r>
+              <w:rPr>
+                <w:rFonts w:asciiTheme="majorBidi" w:hAnsiTheme="majorBidi" w:cstheme="majorBidi"/>
+                <w:b/>
+                <w:bCs/>
+                <w:sz w:val="36"/>
+                <w:szCs w:val="36"/>
+                <w:lang w:bidi="ar-EG"/>
+              </w:rPr>
+              <w:t xml:space="preserve"> </w:t>
+            </w:r>
+            <w:r>
+              <w:rPr>
                 <w:rFonts w:asciiTheme="majorBidi" w:hAnsiTheme="majorBidi" w:cstheme="majorBidi"/>
                 <w:b/>
                 <w:bCs/>
@@ -1453,6 +1477,28 @@
                 <w:lang w:bidi="ar-EG"/>
               </w:rPr>
               <w:t xml:space="preserve"> عدد مرات من </w:t>
+            </w:r>
+            <w:r>
+              <w:rPr>
+                <w:rFonts w:ascii="Segoe UI Symbol" w:hAnsi="Segoe UI Symbol" w:cs="Segoe UI Symbol"/>
+                <w:b/>
+                <w:bCs/>
+                <w:sz w:val="36"/>
+                <w:szCs w:val="36"/>
+                <w:lang w:bidi="ar-EG"/>
+              </w:rPr>
+              <w:t>✔</w:t>
+            </w:r>
+            <w:r>
+              <w:rPr>
+                <w:rFonts w:ascii="Segoe UI Symbol" w:hAnsi="Segoe UI Symbol" w:cs="Segoe UI Symbol"/>
+                <w:b/>
+                <w:bCs/>
+                <w:sz w:val="36"/>
+                <w:szCs w:val="36"/>
+                <w:lang w:bidi="ar-EG"/>
+              </w:rPr>
+              <w:t xml:space="preserve"> </w:t>
             </w:r>
             <w:r>
               <w:rPr>
@@ -2156,6 +2202,34 @@
         </w:rPr>
         <w:t xml:space="preserve"> المعياري او فكره اللوب بالتفصيل)</w:t>
       </w:r>
+    </w:p>
+    <w:p>
+      <w:pPr>
+        <w:bidi/>
+        <w:ind w:left="720" w:firstLine="720"/>
+        <w:rPr>
+          <w:rFonts w:asciiTheme="majorBidi" w:hAnsiTheme="majorBidi" w:cstheme="majorBidi"/>
+          <w:b/>
+          <w:bCs/>
+          <w:sz w:val="36"/>
+          <w:szCs w:val="36"/>
+          <w:lang w:bidi="ar-EG"/>
+        </w:rPr>
+      </w:pPr>
+    </w:p>
+    <w:p>
+      <w:pPr>
+        <w:bidi/>
+        <w:ind w:left="720" w:firstLine="720"/>
+        <w:rPr>
+          <w:rFonts w:asciiTheme="majorBidi" w:hAnsiTheme="majorBidi" w:cstheme="majorBidi"/>
+          <w:b/>
+          <w:bCs/>
+          <w:sz w:val="36"/>
+          <w:szCs w:val="36"/>
+          <w:lang w:bidi="ar-EG"/>
+        </w:rPr>
+      </w:pPr>
     </w:p>
     <w:sectPr>
       <w:pgSz w:w="15840" w:h="12240" w:orient="landscape" w:code="1"/>
@@ -2776,7 +2850,6 @@
   <w:style w:type="character" w:default="1" w:styleId="DefaultParagraphFont">
     <w:name w:val="Default Paragraph Font"/>
     <w:uiPriority w:val="1"/>
-    <w:semiHidden/>
     <w:unhideWhenUsed/>
   </w:style>
   <w:style w:type="table" w:default="1" w:styleId="TableNormal">
